--- a/Jestaz_Yao_Resume_2026.docx
+++ b/Jestaz_Yao_Resume_2026.docx
@@ -309,7 +309,8 @@
           <w:sz w:val="18"/>
           <w:szCs w:val="18"/>
         </w:rPr>
-        <w:t xml:space="preserve">	2026</w:t>
+        <w:tab/>
+        <w:t>Jan 2026 – Mar 2026</w:t>
       </w:r>
     </w:p>
     <w:p>
@@ -542,7 +543,8 @@
           <w:sz w:val="18"/>
           <w:szCs w:val="18"/>
         </w:rPr>
-        <w:t xml:space="preserve">	June 2026</w:t>
+        <w:tab/>
+        <w:t>Apr 2026 – Jun 2026</w:t>
       </w:r>
     </w:p>
     <w:p>
@@ -722,7 +724,8 @@
           <w:sz w:val="18"/>
           <w:szCs w:val="18"/>
         </w:rPr>
-        <w:t xml:space="preserve">	April 2026</w:t>
+        <w:tab/>
+        <w:t>Mar 2026 – Apr 2026</w:t>
       </w:r>
     </w:p>
     <w:p>
@@ -871,7 +874,8 @@
           <w:sz w:val="18"/>
           <w:szCs w:val="18"/>
         </w:rPr>
-        <w:t xml:space="preserve">	May 2026</w:t>
+        <w:tab/>
+        <w:t>Apr 2026 – May 2026</w:t>
       </w:r>
     </w:p>
     <w:p>
@@ -989,7 +993,8 @@
           <w:sz w:val="18"/>
           <w:szCs w:val="18"/>
         </w:rPr>
-        <w:t xml:space="preserve">	March 2026</w:t>
+        <w:tab/>
+        <w:t>Feb 2026 – Mar 2026</w:t>
       </w:r>
     </w:p>
     <w:p>
